--- a/templates/hop_dong_lao_dong.docx
+++ b/templates/hop_dong_lao_dong.docx
@@ -220,67 +220,51 @@
     </w:p>
     <w:p>
       <w:pPr>
-        <w:spacing w:after="100"/>
-        <w:rPr>
-          <w:bCs/>
-          <w:sz w:val="24"/>
-          <w:szCs w:val="24"/>
-        </w:rPr>
-      </w:pPr>
-      <w:r>
-        <w:rPr>
-          <w:bCs/>
-          <w:sz w:val="24"/>
-          <w:szCs w:val="24"/>
-        </w:rPr>
-        <w:t xml:space="preserve">- </w:t>
-      </w:r>
-      <w:r>
-        <w:rPr>
-          <w:bCs/>
-          <w:sz w:val="24"/>
-          <w:szCs w:val="24"/>
-        </w:rPr>
-        <w:t>Căn cứ theo Bộ Luật Lao động số 10/2012/QH13 ngày 18/06/2012</w:t>
-      </w:r>
-      <w:r>
-        <w:rPr>
-          <w:bCs/>
-          <w:sz w:val="24"/>
-          <w:szCs w:val="24"/>
-        </w:rPr>
-        <w:t>;</w:t>
+        <w:spacing w:after="0"/>
+        <w:rPr>
+          <w:bCs/>
+          <w:i/>
+          <w:iCs/>
+          <w:sz w:val="24"/>
+          <w:szCs w:val="24"/>
+        </w:rPr>
+      </w:pPr>
+      <w:r>
+        <w:rPr>
+          <w:bCs/>
+          <w:i/>
+          <w:iCs/>
+          <w:sz w:val="24"/>
+          <w:szCs w:val="24"/>
+        </w:rPr>
+        <w:t>- Căn cứ theo Bộ Luật Lao động số 10/2012/QH13 ngày 18/06/2012;</w:t>
       </w:r>
     </w:p>
     <w:p>
       <w:pPr>
-        <w:spacing w:after="100"/>
-        <w:rPr>
-          <w:bCs/>
-          <w:sz w:val="24"/>
-          <w:szCs w:val="24"/>
-        </w:rPr>
-      </w:pPr>
-      <w:r>
-        <w:rPr>
-          <w:bCs/>
-          <w:sz w:val="24"/>
-          <w:szCs w:val="24"/>
-        </w:rPr>
-        <w:t xml:space="preserve">- </w:t>
-      </w:r>
-      <w:r>
-        <w:rPr>
-          <w:bCs/>
-          <w:sz w:val="24"/>
-          <w:szCs w:val="24"/>
-        </w:rPr>
-        <w:t>Căn cứ theo chính sách Hợp tác xã LÂM MINH.</w:t>
+        <w:spacing w:after="0"/>
+        <w:rPr>
+          <w:bCs/>
+          <w:i/>
+          <w:iCs/>
+          <w:sz w:val="24"/>
+          <w:szCs w:val="24"/>
+        </w:rPr>
+      </w:pPr>
+      <w:r>
+        <w:rPr>
+          <w:bCs/>
+          <w:i/>
+          <w:iCs/>
+          <w:sz w:val="24"/>
+          <w:szCs w:val="24"/>
+        </w:rPr>
+        <w:t>- Căn cứ theo chính sách Hợp tác xã LÂM MINH.</w:t>
       </w:r>
     </w:p>
     <w:p>
       <w:pPr>
-        <w:spacing w:after="100"/>
+        <w:spacing w:after="0"/>
         <w:rPr>
           <w:bCs/>
           <w:sz w:val="24"/>
@@ -1325,7 +1309,6 @@
           <w:sz w:val="24"/>
           <w:szCs w:val="24"/>
         </w:rPr>
-        <w:lastRenderedPageBreak/>
         <w:t>2.1</w:t>
       </w:r>
       <w:r>
@@ -1360,6 +1343,7 @@
           <w:sz w:val="24"/>
           <w:szCs w:val="24"/>
         </w:rPr>
+        <w:lastRenderedPageBreak/>
         <w:t>2.2</w:t>
       </w:r>
       <w:r>

--- a/templates/hop_dong_lao_dong.docx
+++ b/templates/hop_dong_lao_dong.docx
@@ -66,7 +66,7 @@
               <w:rPr>
                 <w:b/>
               </w:rPr>
-              <w:t>HTX LÂM MINH</w:t>
+              <w:t>{{tenDonViHTX}}</w:t>
             </w:r>
           </w:p>
         </w:tc>
@@ -293,7 +293,23 @@
           <w:sz w:val="24"/>
           <w:szCs w:val="24"/>
         </w:rPr>
-        <w:t>HTX LÂM MINH</w:t>
+        <w:t>{{</w:t>
+      </w:r>
+      <w:r>
+        <w:rPr>
+          <w:b/>
+          <w:sz w:val="24"/>
+          <w:szCs w:val="24"/>
+        </w:rPr>
+        <w:t>tenRutGonDonViHTX</w:t>
+      </w:r>
+      <w:r>
+        <w:rPr>
+          <w:b/>
+          <w:sz w:val="24"/>
+          <w:szCs w:val="24"/>
+        </w:rPr>
+        <w:t>}}</w:t>
       </w:r>
       <w:r>
         <w:rPr>
@@ -355,7 +371,7 @@
           <w:sz w:val="24"/>
           <w:szCs w:val="24"/>
         </w:rPr>
-        <w:t>Đại diện: Bà NGUYỄN THÚY DIỄM</w:t>
+        <w:t xml:space="preserve">Đại diện: {{nguoiDaiDienDonViHTX}} </w:t>
       </w:r>
       <w:r>
         <w:rPr>
@@ -364,7 +380,7 @@
           <w:szCs w:val="24"/>
         </w:rPr>
         <w:tab/>
-        <w:t xml:space="preserve">Chức vụ: GIÁM ĐỐC </w:t>
+        <w:t>Chức vụ: {{chucVuNguoiDaiDienDonViHTX}}</w:t>
       </w:r>
     </w:p>
     <w:p>
@@ -382,7 +398,7 @@
           <w:sz w:val="24"/>
           <w:szCs w:val="24"/>
         </w:rPr>
-        <w:t>Địa chỉ: Số 7A/114, Thành Thái, Phường Diên Hồng, Thành phố Hồ Chí Minh, Việt Nam.</w:t>
+        <w:t xml:space="preserve">Địa chỉ: {{diaChiDonViHTX}} </w:t>
       </w:r>
     </w:p>
     <w:p>
@@ -400,7 +416,7 @@
           <w:sz w:val="24"/>
           <w:szCs w:val="24"/>
         </w:rPr>
-        <w:t>Điện thoại: 0886023434</w:t>
+        <w:t>Điện thoại: {{sdtDonViHTX}}</w:t>
       </w:r>
     </w:p>
     <w:p>
@@ -418,7 +434,7 @@
           <w:sz w:val="24"/>
           <w:szCs w:val="24"/>
         </w:rPr>
-        <w:t xml:space="preserve">Giấy phép kinh doanh vận tải Số: 79257972 cấp lần thứ 1, ngày 16/10/2025 </w:t>
+        <w:t xml:space="preserve">Giấy CNĐKKD Số : {{soGiayPhepKDVTDonViHTX}} cấp lần thứ {{lanCapGiayPhepKDVTDonViHTX}}, ngày {{ngayCapGiayPhepKDVTDonViHTX}} </w:t>
       </w:r>
     </w:p>
     <w:p>
@@ -436,30 +452,21 @@
           <w:sz w:val="24"/>
           <w:szCs w:val="24"/>
         </w:rPr>
-        <w:t>Nơi cấp: Sở Xây Dựng TP.Hồ Chí Minh</w:t>
+        <w:t>Nơi cấp: {{noiCapGiayPhepKDVTDonViHTX}}</w:t>
+      </w:r>
+      <w:r>
+        <w:rPr>
+          <w:bCs/>
+          <w:sz w:val="24"/>
+          <w:szCs w:val="24"/>
+        </w:rPr>
+        <w:tab/>
+        <w:t xml:space="preserve"> MST: {{soGiayPhepKDDonViHTX}}</w:t>
       </w:r>
     </w:p>
     <w:p>
       <w:pPr>
         <w:spacing w:after="0"/>
-        <w:rPr>
-          <w:bCs/>
-          <w:sz w:val="24"/>
-          <w:szCs w:val="24"/>
-        </w:rPr>
-      </w:pPr>
-      <w:r>
-        <w:rPr>
-          <w:bCs/>
-          <w:sz w:val="24"/>
-          <w:szCs w:val="24"/>
-        </w:rPr>
-        <w:t>MST: 0319199414</w:t>
-      </w:r>
-    </w:p>
-    <w:p>
-      <w:pPr>
-        <w:spacing w:after="100"/>
         <w:rPr>
           <w:b/>
           <w:sz w:val="24"/>
@@ -2736,7 +2743,7 @@
                 <w:sz w:val="24"/>
                 <w:szCs w:val="24"/>
               </w:rPr>
-              <w:t>NGUYỄN THÚY DIỄM</w:t>
+              <w:t>{{nguoiDaiDienDonViHTX}}</w:t>
             </w:r>
           </w:p>
         </w:tc>

--- a/templates/hop_dong_lao_dong.docx
+++ b/templates/hop_dong_lao_dong.docx
@@ -259,7 +259,27 @@
           <w:sz w:val="24"/>
           <w:szCs w:val="24"/>
         </w:rPr>
-        <w:t>- Căn cứ theo chính sách Hợp tác xã LÂM MINH.</w:t>
+        <w:t xml:space="preserve">- Căn cứ theo chính sách </w:t>
+      </w:r>
+      <w:r>
+        <w:rPr>
+          <w:bCs/>
+          <w:i/>
+          <w:iCs/>
+          <w:sz w:val="24"/>
+          <w:szCs w:val="24"/>
+        </w:rPr>
+        <w:t>{{tenDonViHTX}}</w:t>
+      </w:r>
+      <w:r>
+        <w:rPr>
+          <w:bCs/>
+          <w:i/>
+          <w:iCs/>
+          <w:sz w:val="24"/>
+          <w:szCs w:val="24"/>
+        </w:rPr>
+        <w:t>.</w:t>
       </w:r>
     </w:p>
     <w:p>
@@ -353,7 +373,7 @@
           <w:sz w:val="24"/>
           <w:szCs w:val="24"/>
         </w:rPr>
-        <w:t>HỢP TÁC XÃ LÂM MINH</w:t>
+        <w:t>{{tenDonViHTX}}</w:t>
       </w:r>
     </w:p>
     <w:p>

--- a/templates/hop_dong_lao_dong.docx
+++ b/templates/hop_dong_lao_dong.docx
@@ -692,7 +692,15 @@
                 <w:sz w:val="24"/>
                 <w:szCs w:val="24"/>
               </w:rPr>
-              <w:t>{{ngayCapCCCD</w:t>
+              <w:t>{{</w:t>
+            </w:r>
+            <w:r>
+              <w:rPr>
+                <w:bCs/>
+                <w:sz w:val="24"/>
+                <w:szCs w:val="24"/>
+              </w:rPr>
+              <w:t>soCCCDTaiXe</w:t>
             </w:r>
             <w:r>
               <w:rPr>
@@ -2667,7 +2675,15 @@
                 <w:sz w:val="24"/>
                 <w:szCs w:val="24"/>
               </w:rPr>
-              <w:t>HỢP TÁC XÃ LÂM MINH</w:t>
+              <w:t>{{tenDonViHTX}}</w:t>
+            </w:r>
+            <w:r>
+              <w:rPr>
+                <w:b/>
+                <w:sz w:val="24"/>
+                <w:szCs w:val="24"/>
+              </w:rPr>
+              <w:t xml:space="preserve"> </w:t>
             </w:r>
           </w:p>
           <w:p>

--- a/templates/hop_dong_lao_dong.docx
+++ b/templates/hop_dong_lao_dong.docx
@@ -1047,7 +1047,23 @@
           <w:sz w:val="24"/>
           <w:szCs w:val="24"/>
         </w:rPr>
-        <w:t>Là thành viên của HTX Lâm Minh và là chủ phương tiện mang biển số: {{bienKiemSoat}}</w:t>
+        <w:t xml:space="preserve">Là thành viên của </w:t>
+      </w:r>
+      <w:r>
+        <w:rPr>
+          <w:bCs/>
+          <w:sz w:val="24"/>
+          <w:szCs w:val="24"/>
+        </w:rPr>
+        <w:t>{{ttenRutGonDonViHTX}}</w:t>
+      </w:r>
+      <w:r>
+        <w:rPr>
+          <w:bCs/>
+          <w:sz w:val="24"/>
+          <w:szCs w:val="24"/>
+        </w:rPr>
+        <w:t xml:space="preserve"> và là chủ phương tiện mang biển số: {{bienKiemSoat}}</w:t>
       </w:r>
     </w:p>
     <w:p>
@@ -1344,6 +1360,7 @@
           <w:sz w:val="24"/>
           <w:szCs w:val="24"/>
         </w:rPr>
+        <w:lastRenderedPageBreak/>
         <w:t>2.1</w:t>
       </w:r>
       <w:r>
@@ -1378,7 +1395,6 @@
           <w:sz w:val="24"/>
           <w:szCs w:val="24"/>
         </w:rPr>
-        <w:lastRenderedPageBreak/>
         <w:t>2.2</w:t>
       </w:r>
       <w:r>
@@ -2675,15 +2691,7 @@
                 <w:sz w:val="24"/>
                 <w:szCs w:val="24"/>
               </w:rPr>
-              <w:t>{{tenDonViHTX}}</w:t>
-            </w:r>
-            <w:r>
-              <w:rPr>
-                <w:b/>
-                <w:sz w:val="24"/>
-                <w:szCs w:val="24"/>
-              </w:rPr>
-              <w:t xml:space="preserve"> </w:t>
+              <w:t xml:space="preserve">{{tenDonViHTX}} </w:t>
             </w:r>
           </w:p>
           <w:p>

--- a/templates/hop_dong_lao_dong.docx
+++ b/templates/hop_dong_lao_dong.docx
@@ -391,7 +391,23 @@
           <w:sz w:val="24"/>
           <w:szCs w:val="24"/>
         </w:rPr>
-        <w:t xml:space="preserve">Đại diện: {{nguoiDaiDienDonViHTX}} </w:t>
+        <w:t>Đại diện: {{</w:t>
+      </w:r>
+      <w:r>
+        <w:rPr>
+          <w:bCs/>
+          <w:sz w:val="24"/>
+          <w:szCs w:val="24"/>
+        </w:rPr>
+        <w:t>nguoiDaiDienKyTen</w:t>
+      </w:r>
+      <w:r>
+        <w:rPr>
+          <w:bCs/>
+          <w:sz w:val="24"/>
+          <w:szCs w:val="24"/>
+        </w:rPr>
+        <w:t xml:space="preserve">}} </w:t>
       </w:r>
       <w:r>
         <w:rPr>
@@ -2787,7 +2803,23 @@
                 <w:sz w:val="24"/>
                 <w:szCs w:val="24"/>
               </w:rPr>
-              <w:t>{{nguoiDaiDienDonViHTX}}</w:t>
+              <w:t>{{</w:t>
+            </w:r>
+            <w:r>
+              <w:rPr>
+                <w:b/>
+                <w:sz w:val="24"/>
+                <w:szCs w:val="24"/>
+              </w:rPr>
+              <w:t>nguoiDaiDienKyTen</w:t>
+            </w:r>
+            <w:r>
+              <w:rPr>
+                <w:b/>
+                <w:sz w:val="24"/>
+                <w:szCs w:val="24"/>
+              </w:rPr>
+              <w:t>}}</w:t>
             </w:r>
           </w:p>
         </w:tc>
